--- a/submissao-abc/pagina-titulo.docx
+++ b/submissao-abc/pagina-titulo.docx
@@ -230,7 +230,7 @@
         <w:t xml:space="preserve"> </w:t>
       </w:r>
       <w:r>
-        <w:t xml:space="preserve">repositório público [URL/DOI], licenças CC BY 4.0 e MIT.</w:t>
+        <w:t xml:space="preserve">depósito público com DOI (CC BY 4.0 e MIT) na publicação; disponíveis aos revisores.</w:t>
       </w:r>
       <w:r>
         <w:t xml:space="preserve"> </w:t>
